--- a/projets/quai_cw_test_01/livrables/notes/note_hypotheses.docx
+++ b/projets/quai_cw_test_01/livrables/notes/note_hypotheses.docx
@@ -281,7 +281,7 @@
                 <w:color w:val="000000"/>
                 <w:sz w:val="20"/>
               </w:rPr>
-              <w:t>2026-10-02</w:t>
+              <w:t>2026-10-05</w:t>
             </w:r>
           </w:p>
         </w:tc>
@@ -416,7 +416,7 @@
                 <w:color w:val="000000"/>
                 <w:sz w:val="20"/>
               </w:rPr>
-              <w:t>8d05a796614ff173d0b2f054815d36bc080ca9fa7a96d83589081eb8ab7f9ce7</w:t>
+              <w:t>d791a1169a3053f11b8ccaab5a119965a431da112bec2a4e6c96bbb5a5792433</w:t>
             </w:r>
           </w:p>
         </w:tc>
@@ -506,7 +506,7 @@
                 <w:color w:val="000000"/>
                 <w:sz w:val="20"/>
               </w:rPr>
-              <w:t>eae57111fe9d80165173065b525e2560891c7c46</w:t>
+              <w:t>bb0d92682e1c8c7da5f1a9be5c989b69738c9697</w:t>
             </w:r>
           </w:p>
         </w:tc>
@@ -20549,7 +20549,7 @@
                 <w:color w:val="000000"/>
                 <w:sz w:val="20"/>
               </w:rPr>
-              <w:t>décision du point 14 (MM, 2026-10-02)</w:t>
+              <w:t>décision du point 14 (MM, 2026-10-05)</w:t>
             </w:r>
           </w:p>
         </w:tc>
@@ -20653,7 +20653,7 @@
                 <w:color w:val="000000"/>
                 <w:sz w:val="20"/>
               </w:rPr>
-              <w:t>décision du point 14 (MM, 2026-10-02)</w:t>
+              <w:t>décision du point 14 (MM, 2026-10-05)</w:t>
             </w:r>
           </w:p>
         </w:tc>
@@ -20757,7 +20757,7 @@
                 <w:color w:val="000000"/>
                 <w:sz w:val="20"/>
               </w:rPr>
-              <w:t>décision du point 14 (MM, 2026-10-02)</w:t>
+              <w:t>décision du point 14 (MM, 2026-10-05)</w:t>
             </w:r>
           </w:p>
         </w:tc>
@@ -20861,7 +20861,7 @@
                 <w:color w:val="000000"/>
                 <w:sz w:val="20"/>
               </w:rPr>
-              <w:t>décision du point 14 (MM, 2026-10-02)</w:t>
+              <w:t>décision du point 14 (MM, 2026-10-05)</w:t>
             </w:r>
           </w:p>
         </w:tc>
@@ -20965,7 +20965,7 @@
                 <w:color w:val="000000"/>
                 <w:sz w:val="20"/>
               </w:rPr>
-              <w:t>décision du point 14 (MM, 2026-10-02)</w:t>
+              <w:t>décision du point 14 (MM, 2026-10-05)</w:t>
             </w:r>
           </w:p>
         </w:tc>
@@ -21069,7 +21069,7 @@
                 <w:color w:val="000000"/>
                 <w:sz w:val="20"/>
               </w:rPr>
-              <w:t>décision du point 14 (MM, 2026-10-02)</w:t>
+              <w:t>décision du point 14 (MM, 2026-10-05)</w:t>
             </w:r>
           </w:p>
         </w:tc>
@@ -21174,7 +21174,7 @@
                 <w:color w:val="000000"/>
                 <w:sz w:val="20"/>
               </w:rPr>
-              <w:t>décision du point 14 (MM, 2026-10-02)</w:t>
+              <w:t>décision du point 14 (MM, 2026-10-05)</w:t>
             </w:r>
           </w:p>
         </w:tc>
@@ -21279,7 +21279,7 @@
                 <w:color w:val="000000"/>
                 <w:sz w:val="20"/>
               </w:rPr>
-              <w:t>décision du point 14 (MM, 2026-10-02)</w:t>
+              <w:t>décision du point 14 (MM, 2026-10-05)</w:t>
             </w:r>
           </w:p>
         </w:tc>
@@ -34343,7 +34343,7 @@
           <w:color w:val="000000"/>
           <w:sz w:val="20"/>
         </w:rPr>
-        <w:t>en révision depuis le 2026-10-02 (Claude (session du lot 45)) : Décision de MM : Es = 200 GPa pour tous les projets. Le ferraillage du quai (lot 39, eys_pa = 2,1e11 Pa dans projet.yaml) porte encore 210 GPa : la décision est en attente d'application et la génération reste bloquée jusqu'au prochain lot qui recalcule le quai.</w:t>
+        <w:t>en révision depuis le 2026-10-05 (Claude (session du lot 46)) : Décision de MM : Es = 200 GPa pour les armatures de béton armé de tous les projets. Le ferraillage du quai (lot 39, eys_pa = 2,1e11 Pa dans projet.yaml) porte encore 210 GPa : le quai n'est pas recalculé au lot 46, la décision reste en attente d'application et la génération reste bloquée jusqu'au prochain lot qui le recalcule.</w:t>
       </w:r>
     </w:p>
     <w:p>
@@ -34365,7 +34365,7 @@
           <w:color w:val="000000"/>
           <w:sz w:val="20"/>
         </w:rPr>
-        <w:t>Es = 200 GPa (EN 1992-1-1, 3.2.7(4)), pour tous les projets. Le quai garde 210 GPa (valeur employée depuis le lot 39) jusqu'au prochain lot qui recalcule son ferraillage ; la décision est en attente d'application.</w:t>
+        <w:t>Module d'élasticité des armatures de béton armé, Es = 200 GPa, pour tous les projets.</w:t>
       </w:r>
     </w:p>
     <w:p>
@@ -34387,7 +34387,7 @@
           <w:color w:val="000000"/>
           <w:sz w:val="20"/>
         </w:rPr>
-        <w:t>Décision de MM (consigne du lot 44, confirmée au lot 45) : la valeur de 210 GPa est celle des aciers de construction (EN 1993) ; la réglementation du béton armé retient 200 GPa pour les armatures. Appliquée à la dalle au lot 44.</w:t>
+        <w:t>Valeur de calcul de l'EN 1992-1-1, 3.2.7(4). La valeur de 210 GPa est celle des aciers de construction (EN 1993-1-1, 3.2.6) et ne s'applique pas aux armatures.</w:t>
       </w:r>
     </w:p>
     <w:p>
@@ -34409,7 +34409,7 @@
           <w:color w:val="000000"/>
           <w:sz w:val="20"/>
         </w:rPr>
-        <w:t>Tous les projets. Tant que le ferraillage du quai n'est pas recalculé, les résultats du quai (lot 39, eys_pa = 2,1e11 Pa) portent 210 GPa : la fiche déclare cette décision « en révision » (bloqueur de génération visible) jusqu'à l'application.</w:t>
+        <w:t>Armatures passives de béton armé. Hors domaine : acier de construction (tubes, palplanches, profilés), qui garde 210 GPa.</w:t>
       </w:r>
     </w:p>
     <w:p>
@@ -34436,7 +34436,7 @@
           <w:color w:val="000000"/>
           <w:sz w:val="20"/>
         </w:rPr>
-        <w:t>– Es = 210 GPa. — motif : Valeur des aciers de construction (EN 1993), non celle des armatures de béton armé.</w:t>
+        <w:t>– Es = 210 GPa pour les armatures. — motif : Valeur de l'EN 1993, non conforme à l'EN 1992-1-1.</w:t>
       </w:r>
     </w:p>
     <w:p>
@@ -34463,7 +34463,7 @@
           <w:color w:val="000000"/>
           <w:sz w:val="20"/>
         </w:rPr>
-        <w:t>– décision de l'ingénieur — MM, cas de test QUAI-CW-TEST-01, décisions D20, D21 et module de l'acier (consigne du lot 45) (2026-10-02)</w:t>
+        <w:t>– décision de l'ingénieur — MM, cas de test QUAI-CW-TEST-01, module d'élasticité des armatures (consigne du lot 46, décision 1) (2026-10-05)</w:t>
       </w:r>
     </w:p>
     <w:p>
@@ -34485,7 +34485,7 @@
           <w:color w:val="000000"/>
           <w:sz w:val="20"/>
         </w:rPr>
-        <w:t>MM, le 2026-10-02</w:t>
+        <w:t>MM, le 2026-10-05</w:t>
       </w:r>
     </w:p>
     <w:p>
@@ -44075,6 +44075,111 @@
           </w:p>
         </w:tc>
       </w:tr>
+      <w:tr>
+        <w:trPr>
+          <w:cantSplit/>
+        </w:trPr>
+        <w:tc>
+          <w:tcPr>
+            <w:tcW w:type="dxa" w:w="737"/>
+          </w:tcPr>
+          <w:p>
+            <w:pPr>
+              <w:spacing w:after="20"/>
+            </w:pPr>
+            <w:r>
+              <w:rPr>
+                <w:rFonts w:ascii="Arial" w:hAnsi="Arial" w:cs="Arial" w:eastAsia="Arial"/>
+                <w:b w:val="0"/>
+                <w:i w:val="0"/>
+                <w:color w:val="000000"/>
+                <w:sz w:val="20"/>
+              </w:rPr>
+              <w:t>14</w:t>
+            </w:r>
+          </w:p>
+        </w:tc>
+        <w:tc>
+          <w:tcPr>
+            <w:tcW w:type="dxa" w:w="2551"/>
+          </w:tcPr>
+          <w:p>
+            <w:pPr>
+              <w:spacing w:after="20"/>
+            </w:pPr>
+            <w:r>
+              <w:rPr>
+                <w:rFonts w:ascii="Arial" w:hAnsi="Arial" w:cs="Arial" w:eastAsia="Arial"/>
+                <w:b w:val="0"/>
+                <w:i w:val="0"/>
+                <w:color w:val="000000"/>
+                <w:sz w:val="20"/>
+              </w:rPr>
+              <w:t>Module d'élasticité de l'acier de ferraillage (Es)</w:t>
+            </w:r>
+          </w:p>
+        </w:tc>
+        <w:tc>
+          <w:tcPr>
+            <w:tcW w:type="dxa" w:w="1247"/>
+          </w:tcPr>
+          <w:p>
+            <w:pPr>
+              <w:spacing w:after="20"/>
+            </w:pPr>
+            <w:r>
+              <w:rPr>
+                <w:rFonts w:ascii="Arial" w:hAnsi="Arial" w:cs="Arial" w:eastAsia="Arial"/>
+                <w:b w:val="0"/>
+                <w:i w:val="0"/>
+                <w:color w:val="000000"/>
+                <w:sz w:val="20"/>
+              </w:rPr>
+              <w:t>2026-10-02</w:t>
+            </w:r>
+          </w:p>
+        </w:tc>
+        <w:tc>
+          <w:tcPr>
+            <w:tcW w:type="dxa" w:w="1020"/>
+          </w:tcPr>
+          <w:p>
+            <w:pPr>
+              <w:spacing w:after="20"/>
+            </w:pPr>
+            <w:r>
+              <w:rPr>
+                <w:rFonts w:ascii="Arial" w:hAnsi="Arial" w:cs="Arial" w:eastAsia="Arial"/>
+                <w:b w:val="0"/>
+                <w:i w:val="0"/>
+                <w:color w:val="000000"/>
+                <w:sz w:val="20"/>
+              </w:rPr>
+              <w:t>MM</w:t>
+            </w:r>
+          </w:p>
+        </w:tc>
+        <w:tc>
+          <w:tcPr>
+            <w:tcW w:type="dxa" w:w="4082"/>
+          </w:tcPr>
+          <w:p>
+            <w:pPr>
+              <w:spacing w:after="20"/>
+            </w:pPr>
+            <w:r>
+              <w:rPr>
+                <w:rFonts w:ascii="Arial" w:hAnsi="Arial" w:cs="Arial" w:eastAsia="Arial"/>
+                <w:b w:val="0"/>
+                <w:i w:val="0"/>
+                <w:color w:val="000000"/>
+                <w:sz w:val="20"/>
+              </w:rPr>
+              <w:t>Es = 200 GPa (EN 1992-1-1, 3.2.7(4)), pour tous les projets. Le quai garde 210 GPa (valeur employée depuis le lot 39) jusqu'au prochain lot qui recalcule son ferraillage ; la décision est en attente d'application.</w:t>
+            </w:r>
+          </w:p>
+        </w:tc>
+      </w:tr>
     </w:tbl>
     <w:p>
       <w:pPr>
@@ -45111,6 +45216,256 @@
                 <w:sz w:val="20"/>
               </w:rPr>
               <w:t>Décision de MM : Es = 200 GPa pour tous les projets. Le ferraillage du quai (lot 39, eys_pa = 2,1e11 Pa dans projet.yaml) porte encore 210 GPa : la décision est en attente d'application et la génération reste bloquée jusqu'au prochain lot qui recalcule le quai.</w:t>
+            </w:r>
+          </w:p>
+        </w:tc>
+      </w:tr>
+      <w:tr>
+        <w:trPr>
+          <w:cantSplit/>
+        </w:trPr>
+        <w:tc>
+          <w:tcPr>
+            <w:tcW w:type="dxa" w:w="680"/>
+          </w:tcPr>
+          <w:p>
+            <w:pPr>
+              <w:spacing w:after="20"/>
+            </w:pPr>
+            <w:r>
+              <w:rPr>
+                <w:rFonts w:ascii="Arial" w:hAnsi="Arial" w:cs="Arial" w:eastAsia="Arial"/>
+                <w:b w:val="0"/>
+                <w:i w:val="0"/>
+                <w:color w:val="000000"/>
+                <w:sz w:val="20"/>
+              </w:rPr>
+              <w:t>14</w:t>
+            </w:r>
+          </w:p>
+        </w:tc>
+        <w:tc>
+          <w:tcPr>
+            <w:tcW w:type="dxa" w:w="2041"/>
+          </w:tcPr>
+          <w:p>
+            <w:pPr>
+              <w:spacing w:after="20"/>
+            </w:pPr>
+            <w:r>
+              <w:rPr>
+                <w:rFonts w:ascii="Arial" w:hAnsi="Arial" w:cs="Arial" w:eastAsia="Arial"/>
+                <w:b w:val="0"/>
+                <w:i w:val="0"/>
+                <w:color w:val="000000"/>
+                <w:sz w:val="20"/>
+              </w:rPr>
+              <w:t>Module d'élasticité de l'acier de ferraillage (Es)</w:t>
+            </w:r>
+          </w:p>
+        </w:tc>
+        <w:tc>
+          <w:tcPr>
+            <w:tcW w:type="dxa" w:w="1587"/>
+          </w:tcPr>
+          <w:p>
+            <w:pPr>
+              <w:spacing w:after="20"/>
+            </w:pPr>
+            <w:r>
+              <w:rPr>
+                <w:rFonts w:ascii="Arial" w:hAnsi="Arial" w:cs="Arial" w:eastAsia="Arial"/>
+                <w:b w:val="0"/>
+                <w:i w:val="0"/>
+                <w:color w:val="000000"/>
+                <w:sz w:val="20"/>
+              </w:rPr>
+              <w:t>2026-10-05T07:27:34+00:00</w:t>
+            </w:r>
+          </w:p>
+        </w:tc>
+        <w:tc>
+          <w:tcPr>
+            <w:tcW w:type="dxa" w:w="1361"/>
+          </w:tcPr>
+          <w:p>
+            <w:pPr>
+              <w:spacing w:after="20"/>
+            </w:pPr>
+            <w:r>
+              <w:rPr>
+                <w:rFonts w:ascii="Arial" w:hAnsi="Arial" w:cs="Arial" w:eastAsia="Arial"/>
+                <w:b w:val="0"/>
+                <w:i w:val="0"/>
+                <w:color w:val="000000"/>
+                <w:sz w:val="20"/>
+              </w:rPr>
+              <w:t>MM</w:t>
+            </w:r>
+          </w:p>
+        </w:tc>
+        <w:tc>
+          <w:tcPr>
+            <w:tcW w:type="dxa" w:w="1134"/>
+          </w:tcPr>
+          <w:p>
+            <w:pPr>
+              <w:spacing w:after="20"/>
+            </w:pPr>
+            <w:r>
+              <w:rPr>
+                <w:rFonts w:ascii="Arial" w:hAnsi="Arial" w:cs="Arial" w:eastAsia="Arial"/>
+                <w:b w:val="0"/>
+                <w:i w:val="0"/>
+                <w:color w:val="000000"/>
+                <w:sz w:val="20"/>
+              </w:rPr>
+              <w:t>révision levée</w:t>
+            </w:r>
+          </w:p>
+        </w:tc>
+        <w:tc>
+          <w:tcPr>
+            <w:tcW w:type="dxa" w:w="2835"/>
+          </w:tcPr>
+          <w:p>
+            <w:pPr>
+              <w:spacing w:after="20"/>
+            </w:pPr>
+            <w:r>
+              <w:rPr>
+                <w:rFonts w:ascii="Arial" w:hAnsi="Arial" w:cs="Arial" w:eastAsia="Arial"/>
+                <w:b w:val="0"/>
+                <w:i w:val="0"/>
+                <w:color w:val="000000"/>
+                <w:sz w:val="20"/>
+              </w:rPr>
+              <w:t>révision tranchée par une nouvelle décision</w:t>
+            </w:r>
+          </w:p>
+        </w:tc>
+      </w:tr>
+      <w:tr>
+        <w:trPr>
+          <w:cantSplit/>
+        </w:trPr>
+        <w:tc>
+          <w:tcPr>
+            <w:tcW w:type="dxa" w:w="680"/>
+          </w:tcPr>
+          <w:p>
+            <w:pPr>
+              <w:spacing w:after="20"/>
+            </w:pPr>
+            <w:r>
+              <w:rPr>
+                <w:rFonts w:ascii="Arial" w:hAnsi="Arial" w:cs="Arial" w:eastAsia="Arial"/>
+                <w:b w:val="0"/>
+                <w:i w:val="0"/>
+                <w:color w:val="000000"/>
+                <w:sz w:val="20"/>
+              </w:rPr>
+              <w:t>14</w:t>
+            </w:r>
+          </w:p>
+        </w:tc>
+        <w:tc>
+          <w:tcPr>
+            <w:tcW w:type="dxa" w:w="2041"/>
+          </w:tcPr>
+          <w:p>
+            <w:pPr>
+              <w:spacing w:after="20"/>
+            </w:pPr>
+            <w:r>
+              <w:rPr>
+                <w:rFonts w:ascii="Arial" w:hAnsi="Arial" w:cs="Arial" w:eastAsia="Arial"/>
+                <w:b w:val="0"/>
+                <w:i w:val="0"/>
+                <w:color w:val="000000"/>
+                <w:sz w:val="20"/>
+              </w:rPr>
+              <w:t>Module d'élasticité de l'acier de ferraillage (Es)</w:t>
+            </w:r>
+          </w:p>
+        </w:tc>
+        <w:tc>
+          <w:tcPr>
+            <w:tcW w:type="dxa" w:w="1587"/>
+          </w:tcPr>
+          <w:p>
+            <w:pPr>
+              <w:spacing w:after="20"/>
+            </w:pPr>
+            <w:r>
+              <w:rPr>
+                <w:rFonts w:ascii="Arial" w:hAnsi="Arial" w:cs="Arial" w:eastAsia="Arial"/>
+                <w:b w:val="0"/>
+                <w:i w:val="0"/>
+                <w:color w:val="000000"/>
+                <w:sz w:val="20"/>
+              </w:rPr>
+              <w:t>2026-10-05T07:27:34+00:00</w:t>
+            </w:r>
+          </w:p>
+        </w:tc>
+        <w:tc>
+          <w:tcPr>
+            <w:tcW w:type="dxa" w:w="1361"/>
+          </w:tcPr>
+          <w:p>
+            <w:pPr>
+              <w:spacing w:after="20"/>
+            </w:pPr>
+            <w:r>
+              <w:rPr>
+                <w:rFonts w:ascii="Arial" w:hAnsi="Arial" w:cs="Arial" w:eastAsia="Arial"/>
+                <w:b w:val="0"/>
+                <w:i w:val="0"/>
+                <w:color w:val="000000"/>
+                <w:sz w:val="20"/>
+              </w:rPr>
+              <w:t>Claude (session du lot 46)</w:t>
+            </w:r>
+          </w:p>
+        </w:tc>
+        <w:tc>
+          <w:tcPr>
+            <w:tcW w:type="dxa" w:w="1134"/>
+          </w:tcPr>
+          <w:p>
+            <w:pPr>
+              <w:spacing w:after="20"/>
+            </w:pPr>
+            <w:r>
+              <w:rPr>
+                <w:rFonts w:ascii="Arial" w:hAnsi="Arial" w:cs="Arial" w:eastAsia="Arial"/>
+                <w:b w:val="0"/>
+                <w:i w:val="0"/>
+                <w:color w:val="000000"/>
+                <w:sz w:val="20"/>
+              </w:rPr>
+              <w:t>révision déclarée</w:t>
+            </w:r>
+          </w:p>
+        </w:tc>
+        <w:tc>
+          <w:tcPr>
+            <w:tcW w:type="dxa" w:w="2835"/>
+          </w:tcPr>
+          <w:p>
+            <w:pPr>
+              <w:spacing w:after="20"/>
+            </w:pPr>
+            <w:r>
+              <w:rPr>
+                <w:rFonts w:ascii="Arial" w:hAnsi="Arial" w:cs="Arial" w:eastAsia="Arial"/>
+                <w:b w:val="0"/>
+                <w:i w:val="0"/>
+                <w:color w:val="000000"/>
+                <w:sz w:val="20"/>
+              </w:rPr>
+              <w:t>Décision de MM : Es = 200 GPa pour les armatures de béton armé de tous les projets. Le ferraillage du quai (lot 39, eys_pa = 2,1e11 Pa dans projet.yaml) porte encore 210 GPa : le quai n'est pas recalculé au lot 46, la décision reste en attente d'application et la génération reste bloquée jusqu'au prochain lot qui le recalcule.</w:t>
             </w:r>
           </w:p>
         </w:tc>

--- a/projets/quai_cw_test_01/livrables/notes/note_hypotheses.docx
+++ b/projets/quai_cw_test_01/livrables/notes/note_hypotheses.docx
@@ -281,7 +281,7 @@
                 <w:color w:val="000000"/>
                 <w:sz w:val="20"/>
               </w:rPr>
-              <w:t>2026-10-05</w:t>
+              <w:t>2026-10-08</w:t>
             </w:r>
           </w:p>
         </w:tc>
@@ -416,7 +416,7 @@
                 <w:color w:val="000000"/>
                 <w:sz w:val="20"/>
               </w:rPr>
-              <w:t>d791a1169a3053f11b8ccaab5a119965a431da112bec2a4e6c96bbb5a5792433</w:t>
+              <w:t>2ff36b31b18facf41bcedd86eb1beb3ecff12bfb279a0e6726f66f88876554f6</w:t>
             </w:r>
           </w:p>
         </w:tc>
@@ -506,7 +506,7 @@
                 <w:color w:val="000000"/>
                 <w:sz w:val="20"/>
               </w:rPr>
-              <w:t>bb0d92682e1c8c7da5f1a9be5c989b69738c9697</w:t>
+              <w:t>59bc038395cb60c917f2b1bae56f4e22db2dd772</w:t>
             </w:r>
           </w:p>
         </w:tc>
@@ -551,7 +551,7 @@
                 <w:color w:val="000000"/>
                 <w:sz w:val="20"/>
               </w:rPr>
-              <w:t>683ebc239b1cc4ab7e7adc99cbeca0a3748576c15b85f1d5289d2fcd39c40733</w:t>
+              <w:t>b73f2c65b2f3d7a3904fd4332a7d9e7f9e58f9336563f9e0bb2d65a36af21300</w:t>
             </w:r>
           </w:p>
         </w:tc>
@@ -686,7 +686,7 @@
                 <w:color w:val="000000"/>
                 <w:sz w:val="20"/>
               </w:rPr>
-              <w:t>684d3c3a06cc1daa9610bb4983450911cb2085318991ce7c94be8903dfb37b42</w:t>
+              <w:t>2ff36b31b18facf41bcedd86eb1beb3ecff12bfb279a0e6726f66f88876554f6</w:t>
             </w:r>
           </w:p>
         </w:tc>
@@ -1216,6 +1216,1997 @@
                 <w:sz w:val="20"/>
               </w:rPr>
               <w:t>58</w:t>
+            </w:r>
+          </w:p>
+        </w:tc>
+      </w:tr>
+    </w:tbl>
+    <w:p>
+      <w:pPr>
+        <w:spacing w:after="40"/>
+      </w:pPr>
+    </w:p>
+    <w:p>
+      <w:r>
+        <w:rPr>
+          <w:rFonts w:ascii="Arial" w:hAnsi="Arial" w:cs="Arial" w:eastAsia="Arial"/>
+          <w:b/>
+          <w:i w:val="0"/>
+          <w:color w:val="000000"/>
+          <w:sz w:val="20"/>
+        </w:rPr>
+        <w:t>Commandes Code_Aster prévues</w:t>
+      </w:r>
+    </w:p>
+    <w:tbl>
+      <w:tblPr>
+        <w:tblStyle w:val="TableGrid"/>
+        <w:tblW w:type="auto" w:w="0"/>
+        <w:jc w:val="center"/>
+        <w:tblLayout w:type="fixed"/>
+        <w:tblLook w:firstColumn="1" w:firstRow="1" w:lastColumn="0" w:lastRow="0" w:noHBand="0" w:noVBand="1" w:val="04A0"/>
+      </w:tblPr>
+      <w:tblGrid>
+        <w:gridCol w:w="2268"/>
+        <w:gridCol w:w="850"/>
+        <w:gridCol w:w="3402"/>
+        <w:gridCol w:w="3118"/>
+      </w:tblGrid>
+      <w:tr>
+        <w:trPr>
+          <w:tblHeader w:val="true"/>
+        </w:trPr>
+        <w:tc>
+          <w:tcPr>
+            <w:tcW w:type="dxa" w:w="2268"/>
+            <w:shd w:val="clear" w:color="auto" w:fill="D9D9D9"/>
+          </w:tcPr>
+          <w:p>
+            <w:pPr>
+              <w:spacing w:after="20"/>
+            </w:pPr>
+            <w:r>
+              <w:rPr>
+                <w:rFonts w:ascii="Arial" w:hAnsi="Arial" w:cs="Arial" w:eastAsia="Arial"/>
+                <w:b/>
+                <w:i w:val="0"/>
+                <w:color w:val="000000"/>
+                <w:sz w:val="20"/>
+              </w:rPr>
+              <w:t>Commande prévue</w:t>
+            </w:r>
+          </w:p>
+        </w:tc>
+        <w:tc>
+          <w:tcPr>
+            <w:tcW w:type="dxa" w:w="850"/>
+            <w:shd w:val="clear" w:color="auto" w:fill="D9D9D9"/>
+          </w:tcPr>
+          <w:p>
+            <w:pPr>
+              <w:spacing w:after="20"/>
+            </w:pPr>
+            <w:r>
+              <w:rPr>
+                <w:rFonts w:ascii="Arial" w:hAnsi="Arial" w:cs="Arial" w:eastAsia="Arial"/>
+                <w:b/>
+                <w:i w:val="0"/>
+                <w:color w:val="000000"/>
+                <w:sz w:val="20"/>
+              </w:rPr>
+              <w:t>Point</w:t>
+            </w:r>
+          </w:p>
+        </w:tc>
+        <w:tc>
+          <w:tcPr>
+            <w:tcW w:type="dxa" w:w="3402"/>
+            <w:shd w:val="clear" w:color="auto" w:fill="D9D9D9"/>
+          </w:tcPr>
+          <w:p>
+            <w:pPr>
+              <w:spacing w:after="20"/>
+            </w:pPr>
+            <w:r>
+              <w:rPr>
+                <w:rFonts w:ascii="Arial" w:hAnsi="Arial" w:cs="Arial" w:eastAsia="Arial"/>
+                <w:b/>
+                <w:i w:val="0"/>
+                <w:color w:val="000000"/>
+                <w:sz w:val="20"/>
+              </w:rPr>
+              <w:t>Options</w:t>
+            </w:r>
+          </w:p>
+        </w:tc>
+        <w:tc>
+          <w:tcPr>
+            <w:tcW w:type="dxa" w:w="3118"/>
+            <w:shd w:val="clear" w:color="auto" w:fill="D9D9D9"/>
+          </w:tcPr>
+          <w:p>
+            <w:pPr>
+              <w:spacing w:after="20"/>
+            </w:pPr>
+            <w:r>
+              <w:rPr>
+                <w:rFonts w:ascii="Arial" w:hAnsi="Arial" w:cs="Arial" w:eastAsia="Arial"/>
+                <w:b/>
+                <w:i w:val="0"/>
+                <w:color w:val="000000"/>
+                <w:sz w:val="20"/>
+              </w:rPr>
+              <w:t>Couverture</w:t>
+            </w:r>
+          </w:p>
+        </w:tc>
+      </w:tr>
+      <w:tr>
+        <w:trPr>
+          <w:cantSplit/>
+        </w:trPr>
+        <w:tc>
+          <w:tcPr>
+            <w:tcW w:type="dxa" w:w="2268"/>
+          </w:tcPr>
+          <w:p>
+            <w:pPr>
+              <w:spacing w:after="20"/>
+            </w:pPr>
+            <w:r>
+              <w:rPr>
+                <w:rFonts w:ascii="Arial" w:hAnsi="Arial" w:cs="Arial" w:eastAsia="Arial"/>
+                <w:b w:val="0"/>
+                <w:i w:val="0"/>
+                <w:color w:val="000000"/>
+                <w:sz w:val="20"/>
+              </w:rPr>
+              <w:t>AFFE_CARA_ELEM</w:t>
+            </w:r>
+          </w:p>
+        </w:tc>
+        <w:tc>
+          <w:tcPr>
+            <w:tcW w:type="dxa" w:w="850"/>
+          </w:tcPr>
+          <w:p>
+            <w:pPr>
+              <w:spacing w:after="20"/>
+            </w:pPr>
+            <w:r>
+              <w:rPr>
+                <w:rFonts w:ascii="Arial" w:hAnsi="Arial" w:cs="Arial" w:eastAsia="Arial"/>
+                <w:b w:val="0"/>
+                <w:i w:val="0"/>
+                <w:color w:val="000000"/>
+                <w:sz w:val="20"/>
+              </w:rPr>
+              <w:t>4</w:t>
+            </w:r>
+          </w:p>
+        </w:tc>
+        <w:tc>
+          <w:tcPr>
+            <w:tcW w:type="dxa" w:w="3402"/>
+          </w:tcPr>
+          <w:p>
+            <w:pPr>
+              <w:spacing w:after="20"/>
+            </w:pPr>
+            <w:r>
+              <w:rPr>
+                <w:rFonts w:ascii="Arial" w:hAnsi="Arial" w:cs="Arial" w:eastAsia="Arial"/>
+                <w:b w:val="0"/>
+                <w:i w:val="0"/>
+                <w:color w:val="000000"/>
+                <w:sz w:val="20"/>
+              </w:rPr>
+              <w:t>SECTION = GENERALE; CARA = K_T_D_N</w:t>
+            </w:r>
+          </w:p>
+        </w:tc>
+        <w:tc>
+          <w:tcPr>
+            <w:tcW w:type="dxa" w:w="3118"/>
+          </w:tcPr>
+          <w:p>
+            <w:pPr>
+              <w:spacing w:after="20"/>
+            </w:pPr>
+            <w:r>
+              <w:rPr>
+                <w:rFonts w:ascii="Arial" w:hAnsi="Arial" w:cs="Arial" w:eastAsia="Arial"/>
+                <w:b w:val="0"/>
+                <w:i w:val="0"/>
+                <w:color w:val="000000"/>
+                <w:sz w:val="20"/>
+              </w:rPr>
+              <w:t>—</w:t>
+            </w:r>
+          </w:p>
+        </w:tc>
+      </w:tr>
+      <w:tr>
+        <w:trPr>
+          <w:cantSplit/>
+        </w:trPr>
+        <w:tc>
+          <w:tcPr>
+            <w:tcW w:type="dxa" w:w="2268"/>
+          </w:tcPr>
+          <w:p>
+            <w:pPr>
+              <w:spacing w:after="20"/>
+            </w:pPr>
+            <w:r>
+              <w:rPr>
+                <w:rFonts w:ascii="Arial" w:hAnsi="Arial" w:cs="Arial" w:eastAsia="Arial"/>
+                <w:b w:val="0"/>
+                <w:i w:val="0"/>
+                <w:color w:val="000000"/>
+                <w:sz w:val="20"/>
+              </w:rPr>
+              <w:t>AFFE_CHAR_MECA</w:t>
+            </w:r>
+          </w:p>
+        </w:tc>
+        <w:tc>
+          <w:tcPr>
+            <w:tcW w:type="dxa" w:w="850"/>
+          </w:tcPr>
+          <w:p>
+            <w:pPr>
+              <w:spacing w:after="20"/>
+            </w:pPr>
+            <w:r>
+              <w:rPr>
+                <w:rFonts w:ascii="Arial" w:hAnsi="Arial" w:cs="Arial" w:eastAsia="Arial"/>
+                <w:b w:val="0"/>
+                <w:i w:val="0"/>
+                <w:color w:val="000000"/>
+                <w:sz w:val="20"/>
+              </w:rPr>
+              <w:t>3</w:t>
+            </w:r>
+          </w:p>
+        </w:tc>
+        <w:tc>
+          <w:tcPr>
+            <w:tcW w:type="dxa" w:w="3402"/>
+          </w:tcPr>
+          <w:p>
+            <w:pPr>
+              <w:spacing w:after="20"/>
+            </w:pPr>
+            <w:r>
+              <w:rPr>
+                <w:rFonts w:ascii="Arial" w:hAnsi="Arial" w:cs="Arial" w:eastAsia="Arial"/>
+                <w:b w:val="0"/>
+                <w:i w:val="0"/>
+                <w:color w:val="000000"/>
+                <w:sz w:val="20"/>
+              </w:rPr>
+              <w:t>—</w:t>
+            </w:r>
+          </w:p>
+        </w:tc>
+        <w:tc>
+          <w:tcPr>
+            <w:tcW w:type="dxa" w:w="3118"/>
+          </w:tcPr>
+          <w:p>
+            <w:pPr>
+              <w:spacing w:after="20"/>
+            </w:pPr>
+            <w:r>
+              <w:rPr>
+                <w:rFonts w:ascii="Arial" w:hAnsi="Arial" w:cs="Arial" w:eastAsia="Arial"/>
+                <w:b w:val="0"/>
+                <w:i w:val="0"/>
+                <w:color w:val="000000"/>
+                <w:sz w:val="20"/>
+              </w:rPr>
+              <w:t>—</w:t>
+            </w:r>
+          </w:p>
+        </w:tc>
+      </w:tr>
+      <w:tr>
+        <w:trPr>
+          <w:cantSplit/>
+        </w:trPr>
+        <w:tc>
+          <w:tcPr>
+            <w:tcW w:type="dxa" w:w="2268"/>
+          </w:tcPr>
+          <w:p>
+            <w:pPr>
+              <w:spacing w:after="20"/>
+            </w:pPr>
+            <w:r>
+              <w:rPr>
+                <w:rFonts w:ascii="Arial" w:hAnsi="Arial" w:cs="Arial" w:eastAsia="Arial"/>
+                <w:b w:val="0"/>
+                <w:i w:val="0"/>
+                <w:color w:val="000000"/>
+                <w:sz w:val="20"/>
+              </w:rPr>
+              <w:t>AFFE_CHAR_MECA_F</w:t>
+            </w:r>
+          </w:p>
+        </w:tc>
+        <w:tc>
+          <w:tcPr>
+            <w:tcW w:type="dxa" w:w="850"/>
+          </w:tcPr>
+          <w:p>
+            <w:pPr>
+              <w:spacing w:after="20"/>
+            </w:pPr>
+            <w:r>
+              <w:rPr>
+                <w:rFonts w:ascii="Arial" w:hAnsi="Arial" w:cs="Arial" w:eastAsia="Arial"/>
+                <w:b w:val="0"/>
+                <w:i w:val="0"/>
+                <w:color w:val="000000"/>
+                <w:sz w:val="20"/>
+              </w:rPr>
+              <w:t>5</w:t>
+            </w:r>
+          </w:p>
+        </w:tc>
+        <w:tc>
+          <w:tcPr>
+            <w:tcW w:type="dxa" w:w="3402"/>
+          </w:tcPr>
+          <w:p>
+            <w:pPr>
+              <w:spacing w:after="20"/>
+            </w:pPr>
+            <w:r>
+              <w:rPr>
+                <w:rFonts w:ascii="Arial" w:hAnsi="Arial" w:cs="Arial" w:eastAsia="Arial"/>
+                <w:b w:val="0"/>
+                <w:i w:val="0"/>
+                <w:color w:val="000000"/>
+                <w:sz w:val="20"/>
+              </w:rPr>
+              <w:t>—</w:t>
+            </w:r>
+          </w:p>
+        </w:tc>
+        <w:tc>
+          <w:tcPr>
+            <w:tcW w:type="dxa" w:w="3118"/>
+          </w:tcPr>
+          <w:p>
+            <w:pPr>
+              <w:spacing w:after="20"/>
+            </w:pPr>
+            <w:r>
+              <w:rPr>
+                <w:rFonts w:ascii="Arial" w:hAnsi="Arial" w:cs="Arial" w:eastAsia="Arial"/>
+                <w:b w:val="0"/>
+                <w:i w:val="0"/>
+                <w:color w:val="000000"/>
+                <w:sz w:val="20"/>
+              </w:rPr>
+              <w:t>—</w:t>
+            </w:r>
+          </w:p>
+        </w:tc>
+      </w:tr>
+      <w:tr>
+        <w:trPr>
+          <w:cantSplit/>
+        </w:trPr>
+        <w:tc>
+          <w:tcPr>
+            <w:tcW w:type="dxa" w:w="2268"/>
+          </w:tcPr>
+          <w:p>
+            <w:pPr>
+              <w:spacing w:after="20"/>
+            </w:pPr>
+            <w:r>
+              <w:rPr>
+                <w:rFonts w:ascii="Arial" w:hAnsi="Arial" w:cs="Arial" w:eastAsia="Arial"/>
+                <w:b w:val="0"/>
+                <w:i w:val="0"/>
+                <w:color w:val="000000"/>
+                <w:sz w:val="20"/>
+              </w:rPr>
+              <w:t>AFFE_MATERIAU</w:t>
+            </w:r>
+          </w:p>
+        </w:tc>
+        <w:tc>
+          <w:tcPr>
+            <w:tcW w:type="dxa" w:w="850"/>
+          </w:tcPr>
+          <w:p>
+            <w:pPr>
+              <w:spacing w:after="20"/>
+            </w:pPr>
+            <w:r>
+              <w:rPr>
+                <w:rFonts w:ascii="Arial" w:hAnsi="Arial" w:cs="Arial" w:eastAsia="Arial"/>
+                <w:b w:val="0"/>
+                <w:i w:val="0"/>
+                <w:color w:val="000000"/>
+                <w:sz w:val="20"/>
+              </w:rPr>
+              <w:t>2</w:t>
+            </w:r>
+          </w:p>
+        </w:tc>
+        <w:tc>
+          <w:tcPr>
+            <w:tcW w:type="dxa" w:w="3402"/>
+          </w:tcPr>
+          <w:p>
+            <w:pPr>
+              <w:spacing w:after="20"/>
+            </w:pPr>
+            <w:r>
+              <w:rPr>
+                <w:rFonts w:ascii="Arial" w:hAnsi="Arial" w:cs="Arial" w:eastAsia="Arial"/>
+                <w:b w:val="0"/>
+                <w:i w:val="0"/>
+                <w:color w:val="000000"/>
+                <w:sz w:val="20"/>
+              </w:rPr>
+              <w:t>—</w:t>
+            </w:r>
+          </w:p>
+        </w:tc>
+        <w:tc>
+          <w:tcPr>
+            <w:tcW w:type="dxa" w:w="3118"/>
+          </w:tcPr>
+          <w:p>
+            <w:pPr>
+              <w:spacing w:after="20"/>
+            </w:pPr>
+            <w:r>
+              <w:rPr>
+                <w:rFonts w:ascii="Arial" w:hAnsi="Arial" w:cs="Arial" w:eastAsia="Arial"/>
+                <w:b w:val="0"/>
+                <w:i w:val="0"/>
+                <w:color w:val="000000"/>
+                <w:sz w:val="20"/>
+              </w:rPr>
+              <w:t>—</w:t>
+            </w:r>
+          </w:p>
+        </w:tc>
+      </w:tr>
+      <w:tr>
+        <w:trPr>
+          <w:cantSplit/>
+        </w:trPr>
+        <w:tc>
+          <w:tcPr>
+            <w:tcW w:type="dxa" w:w="2268"/>
+          </w:tcPr>
+          <w:p>
+            <w:pPr>
+              <w:spacing w:after="20"/>
+            </w:pPr>
+            <w:r>
+              <w:rPr>
+                <w:rFonts w:ascii="Arial" w:hAnsi="Arial" w:cs="Arial" w:eastAsia="Arial"/>
+                <w:b w:val="0"/>
+                <w:i w:val="0"/>
+                <w:color w:val="000000"/>
+                <w:sz w:val="20"/>
+              </w:rPr>
+              <w:t>AFFE_MODELE</w:t>
+            </w:r>
+          </w:p>
+        </w:tc>
+        <w:tc>
+          <w:tcPr>
+            <w:tcW w:type="dxa" w:w="850"/>
+          </w:tcPr>
+          <w:p>
+            <w:pPr>
+              <w:spacing w:after="20"/>
+            </w:pPr>
+            <w:r>
+              <w:rPr>
+                <w:rFonts w:ascii="Arial" w:hAnsi="Arial" w:cs="Arial" w:eastAsia="Arial"/>
+                <w:b w:val="0"/>
+                <w:i w:val="0"/>
+                <w:color w:val="000000"/>
+                <w:sz w:val="20"/>
+              </w:rPr>
+              <w:t>1</w:t>
+            </w:r>
+          </w:p>
+        </w:tc>
+        <w:tc>
+          <w:tcPr>
+            <w:tcW w:type="dxa" w:w="3402"/>
+          </w:tcPr>
+          <w:p>
+            <w:pPr>
+              <w:spacing w:after="20"/>
+            </w:pPr>
+            <w:r>
+              <w:rPr>
+                <w:rFonts w:ascii="Arial" w:hAnsi="Arial" w:cs="Arial" w:eastAsia="Arial"/>
+                <w:b w:val="0"/>
+                <w:i w:val="0"/>
+                <w:color w:val="000000"/>
+                <w:sz w:val="20"/>
+              </w:rPr>
+              <w:t>PHENOMENE = MECANIQUE</w:t>
+            </w:r>
+          </w:p>
+        </w:tc>
+        <w:tc>
+          <w:tcPr>
+            <w:tcW w:type="dxa" w:w="3118"/>
+          </w:tcPr>
+          <w:p>
+            <w:pPr>
+              <w:spacing w:after="20"/>
+            </w:pPr>
+            <w:r>
+              <w:rPr>
+                <w:rFonts w:ascii="Arial" w:hAnsi="Arial" w:cs="Arial" w:eastAsia="Arial"/>
+                <w:b w:val="0"/>
+                <w:i w:val="0"/>
+                <w:color w:val="000000"/>
+                <w:sz w:val="20"/>
+              </w:rPr>
+              <w:t>—</w:t>
+            </w:r>
+          </w:p>
+        </w:tc>
+      </w:tr>
+      <w:tr>
+        <w:trPr>
+          <w:cantSplit/>
+        </w:trPr>
+        <w:tc>
+          <w:tcPr>
+            <w:tcW w:type="dxa" w:w="2268"/>
+          </w:tcPr>
+          <w:p>
+            <w:pPr>
+              <w:spacing w:after="20"/>
+            </w:pPr>
+            <w:r>
+              <w:rPr>
+                <w:rFonts w:ascii="Arial" w:hAnsi="Arial" w:cs="Arial" w:eastAsia="Arial"/>
+                <w:b w:val="0"/>
+                <w:i w:val="0"/>
+                <w:color w:val="000000"/>
+                <w:sz w:val="20"/>
+              </w:rPr>
+              <w:t>CALC_CHAMP</w:t>
+            </w:r>
+          </w:p>
+        </w:tc>
+        <w:tc>
+          <w:tcPr>
+            <w:tcW w:type="dxa" w:w="850"/>
+          </w:tcPr>
+          <w:p>
+            <w:pPr>
+              <w:spacing w:after="20"/>
+            </w:pPr>
+            <w:r>
+              <w:rPr>
+                <w:rFonts w:ascii="Arial" w:hAnsi="Arial" w:cs="Arial" w:eastAsia="Arial"/>
+                <w:b w:val="0"/>
+                <w:i w:val="0"/>
+                <w:color w:val="000000"/>
+                <w:sz w:val="20"/>
+              </w:rPr>
+              <w:t>4</w:t>
+            </w:r>
+          </w:p>
+        </w:tc>
+        <w:tc>
+          <w:tcPr>
+            <w:tcW w:type="dxa" w:w="3402"/>
+          </w:tcPr>
+          <w:p>
+            <w:pPr>
+              <w:spacing w:after="20"/>
+            </w:pPr>
+            <w:r>
+              <w:rPr>
+                <w:rFonts w:ascii="Arial" w:hAnsi="Arial" w:cs="Arial" w:eastAsia="Arial"/>
+                <w:b w:val="0"/>
+                <w:i w:val="0"/>
+                <w:color w:val="000000"/>
+                <w:sz w:val="20"/>
+              </w:rPr>
+              <w:t>—</w:t>
+            </w:r>
+          </w:p>
+        </w:tc>
+        <w:tc>
+          <w:tcPr>
+            <w:tcW w:type="dxa" w:w="3118"/>
+          </w:tcPr>
+          <w:p>
+            <w:pPr>
+              <w:spacing w:after="20"/>
+            </w:pPr>
+            <w:r>
+              <w:rPr>
+                <w:rFonts w:ascii="Arial" w:hAnsi="Arial" w:cs="Arial" w:eastAsia="Arial"/>
+                <w:b w:val="0"/>
+                <w:i w:val="0"/>
+                <w:color w:val="000000"/>
+                <w:sz w:val="20"/>
+              </w:rPr>
+              <w:t>—</w:t>
+            </w:r>
+          </w:p>
+        </w:tc>
+      </w:tr>
+      <w:tr>
+        <w:trPr>
+          <w:cantSplit/>
+        </w:trPr>
+        <w:tc>
+          <w:tcPr>
+            <w:tcW w:type="dxa" w:w="2268"/>
+          </w:tcPr>
+          <w:p>
+            <w:pPr>
+              <w:spacing w:after="20"/>
+            </w:pPr>
+            <w:r>
+              <w:rPr>
+                <w:rFonts w:ascii="Arial" w:hAnsi="Arial" w:cs="Arial" w:eastAsia="Arial"/>
+                <w:b w:val="0"/>
+                <w:i w:val="0"/>
+                <w:color w:val="000000"/>
+                <w:sz w:val="20"/>
+              </w:rPr>
+              <w:t>CREA_MAILLAGE</w:t>
+            </w:r>
+          </w:p>
+        </w:tc>
+        <w:tc>
+          <w:tcPr>
+            <w:tcW w:type="dxa" w:w="850"/>
+          </w:tcPr>
+          <w:p>
+            <w:pPr>
+              <w:spacing w:after="20"/>
+            </w:pPr>
+            <w:r>
+              <w:rPr>
+                <w:rFonts w:ascii="Arial" w:hAnsi="Arial" w:cs="Arial" w:eastAsia="Arial"/>
+                <w:b w:val="0"/>
+                <w:i w:val="0"/>
+                <w:color w:val="000000"/>
+                <w:sz w:val="20"/>
+              </w:rPr>
+              <w:t>4</w:t>
+            </w:r>
+          </w:p>
+        </w:tc>
+        <w:tc>
+          <w:tcPr>
+            <w:tcW w:type="dxa" w:w="3402"/>
+          </w:tcPr>
+          <w:p>
+            <w:pPr>
+              <w:spacing w:after="20"/>
+            </w:pPr>
+            <w:r>
+              <w:rPr>
+                <w:rFonts w:ascii="Arial" w:hAnsi="Arial" w:cs="Arial" w:eastAsia="Arial"/>
+                <w:b w:val="0"/>
+                <w:i w:val="0"/>
+                <w:color w:val="000000"/>
+                <w:sz w:val="20"/>
+              </w:rPr>
+              <w:t>—</w:t>
+            </w:r>
+          </w:p>
+        </w:tc>
+        <w:tc>
+          <w:tcPr>
+            <w:tcW w:type="dxa" w:w="3118"/>
+          </w:tcPr>
+          <w:p>
+            <w:pPr>
+              <w:spacing w:after="20"/>
+            </w:pPr>
+            <w:r>
+              <w:rPr>
+                <w:rFonts w:ascii="Arial" w:hAnsi="Arial" w:cs="Arial" w:eastAsia="Arial"/>
+                <w:b w:val="0"/>
+                <w:i w:val="0"/>
+                <w:color w:val="000000"/>
+                <w:sz w:val="20"/>
+              </w:rPr>
+              <w:t>—</w:t>
+            </w:r>
+          </w:p>
+        </w:tc>
+      </w:tr>
+      <w:tr>
+        <w:trPr>
+          <w:cantSplit/>
+        </w:trPr>
+        <w:tc>
+          <w:tcPr>
+            <w:tcW w:type="dxa" w:w="2268"/>
+          </w:tcPr>
+          <w:p>
+            <w:pPr>
+              <w:spacing w:after="20"/>
+            </w:pPr>
+            <w:r>
+              <w:rPr>
+                <w:rFonts w:ascii="Arial" w:hAnsi="Arial" w:cs="Arial" w:eastAsia="Arial"/>
+                <w:b w:val="0"/>
+                <w:i w:val="0"/>
+                <w:color w:val="000000"/>
+                <w:sz w:val="20"/>
+              </w:rPr>
+              <w:t>CREA_TABLE</w:t>
+            </w:r>
+          </w:p>
+        </w:tc>
+        <w:tc>
+          <w:tcPr>
+            <w:tcW w:type="dxa" w:w="850"/>
+          </w:tcPr>
+          <w:p>
+            <w:pPr>
+              <w:spacing w:after="20"/>
+            </w:pPr>
+            <w:r>
+              <w:rPr>
+                <w:rFonts w:ascii="Arial" w:hAnsi="Arial" w:cs="Arial" w:eastAsia="Arial"/>
+                <w:b w:val="0"/>
+                <w:i w:val="0"/>
+                <w:color w:val="000000"/>
+                <w:sz w:val="20"/>
+              </w:rPr>
+              <w:t>1</w:t>
+            </w:r>
+          </w:p>
+        </w:tc>
+        <w:tc>
+          <w:tcPr>
+            <w:tcW w:type="dxa" w:w="3402"/>
+          </w:tcPr>
+          <w:p>
+            <w:pPr>
+              <w:spacing w:after="20"/>
+            </w:pPr>
+            <w:r>
+              <w:rPr>
+                <w:rFonts w:ascii="Arial" w:hAnsi="Arial" w:cs="Arial" w:eastAsia="Arial"/>
+                <w:b w:val="0"/>
+                <w:i w:val="0"/>
+                <w:color w:val="000000"/>
+                <w:sz w:val="20"/>
+              </w:rPr>
+              <w:t>—</w:t>
+            </w:r>
+          </w:p>
+        </w:tc>
+        <w:tc>
+          <w:tcPr>
+            <w:tcW w:type="dxa" w:w="3118"/>
+          </w:tcPr>
+          <w:p>
+            <w:pPr>
+              <w:spacing w:after="20"/>
+            </w:pPr>
+            <w:r>
+              <w:rPr>
+                <w:rFonts w:ascii="Arial" w:hAnsi="Arial" w:cs="Arial" w:eastAsia="Arial"/>
+                <w:b w:val="0"/>
+                <w:i w:val="0"/>
+                <w:color w:val="000000"/>
+                <w:sz w:val="20"/>
+              </w:rPr>
+              <w:t>—</w:t>
+            </w:r>
+          </w:p>
+        </w:tc>
+      </w:tr>
+      <w:tr>
+        <w:trPr>
+          <w:cantSplit/>
+        </w:trPr>
+        <w:tc>
+          <w:tcPr>
+            <w:tcW w:type="dxa" w:w="2268"/>
+          </w:tcPr>
+          <w:p>
+            <w:pPr>
+              <w:spacing w:after="20"/>
+            </w:pPr>
+            <w:r>
+              <w:rPr>
+                <w:rFonts w:ascii="Arial" w:hAnsi="Arial" w:cs="Arial" w:eastAsia="Arial"/>
+                <w:b w:val="0"/>
+                <w:i w:val="0"/>
+                <w:color w:val="000000"/>
+                <w:sz w:val="20"/>
+              </w:rPr>
+              <w:t>DEBUT</w:t>
+            </w:r>
+          </w:p>
+        </w:tc>
+        <w:tc>
+          <w:tcPr>
+            <w:tcW w:type="dxa" w:w="850"/>
+          </w:tcPr>
+          <w:p>
+            <w:pPr>
+              <w:spacing w:after="20"/>
+            </w:pPr>
+            <w:r>
+              <w:rPr>
+                <w:rFonts w:ascii="Arial" w:hAnsi="Arial" w:cs="Arial" w:eastAsia="Arial"/>
+                <w:b w:val="0"/>
+                <w:i w:val="0"/>
+                <w:color w:val="000000"/>
+                <w:sz w:val="20"/>
+              </w:rPr>
+              <w:t>1</w:t>
+            </w:r>
+          </w:p>
+        </w:tc>
+        <w:tc>
+          <w:tcPr>
+            <w:tcW w:type="dxa" w:w="3402"/>
+          </w:tcPr>
+          <w:p>
+            <w:pPr>
+              <w:spacing w:after="20"/>
+            </w:pPr>
+            <w:r>
+              <w:rPr>
+                <w:rFonts w:ascii="Arial" w:hAnsi="Arial" w:cs="Arial" w:eastAsia="Arial"/>
+                <w:b w:val="0"/>
+                <w:i w:val="0"/>
+                <w:color w:val="000000"/>
+                <w:sz w:val="20"/>
+              </w:rPr>
+              <w:t>—</w:t>
+            </w:r>
+          </w:p>
+        </w:tc>
+        <w:tc>
+          <w:tcPr>
+            <w:tcW w:type="dxa" w:w="3118"/>
+          </w:tcPr>
+          <w:p>
+            <w:pPr>
+              <w:spacing w:after="20"/>
+            </w:pPr>
+            <w:r>
+              <w:rPr>
+                <w:rFonts w:ascii="Arial" w:hAnsi="Arial" w:cs="Arial" w:eastAsia="Arial"/>
+                <w:b w:val="0"/>
+                <w:i w:val="0"/>
+                <w:color w:val="000000"/>
+                <w:sz w:val="20"/>
+              </w:rPr>
+              <w:t>—</w:t>
+            </w:r>
+          </w:p>
+        </w:tc>
+      </w:tr>
+      <w:tr>
+        <w:trPr>
+          <w:cantSplit/>
+        </w:trPr>
+        <w:tc>
+          <w:tcPr>
+            <w:tcW w:type="dxa" w:w="2268"/>
+          </w:tcPr>
+          <w:p>
+            <w:pPr>
+              <w:spacing w:after="20"/>
+            </w:pPr>
+            <w:r>
+              <w:rPr>
+                <w:rFonts w:ascii="Arial" w:hAnsi="Arial" w:cs="Arial" w:eastAsia="Arial"/>
+                <w:b w:val="0"/>
+                <w:i w:val="0"/>
+                <w:color w:val="000000"/>
+                <w:sz w:val="20"/>
+              </w:rPr>
+              <w:t>DEFI_FONCTION</w:t>
+            </w:r>
+          </w:p>
+        </w:tc>
+        <w:tc>
+          <w:tcPr>
+            <w:tcW w:type="dxa" w:w="850"/>
+          </w:tcPr>
+          <w:p>
+            <w:pPr>
+              <w:spacing w:after="20"/>
+            </w:pPr>
+            <w:r>
+              <w:rPr>
+                <w:rFonts w:ascii="Arial" w:hAnsi="Arial" w:cs="Arial" w:eastAsia="Arial"/>
+                <w:b w:val="0"/>
+                <w:i w:val="0"/>
+                <w:color w:val="000000"/>
+                <w:sz w:val="20"/>
+              </w:rPr>
+              <w:t>5</w:t>
+            </w:r>
+          </w:p>
+        </w:tc>
+        <w:tc>
+          <w:tcPr>
+            <w:tcW w:type="dxa" w:w="3402"/>
+          </w:tcPr>
+          <w:p>
+            <w:pPr>
+              <w:spacing w:after="20"/>
+            </w:pPr>
+            <w:r>
+              <w:rPr>
+                <w:rFonts w:ascii="Arial" w:hAnsi="Arial" w:cs="Arial" w:eastAsia="Arial"/>
+                <w:b w:val="0"/>
+                <w:i w:val="0"/>
+                <w:color w:val="000000"/>
+                <w:sz w:val="20"/>
+              </w:rPr>
+              <w:t>—</w:t>
+            </w:r>
+          </w:p>
+        </w:tc>
+        <w:tc>
+          <w:tcPr>
+            <w:tcW w:type="dxa" w:w="3118"/>
+          </w:tcPr>
+          <w:p>
+            <w:pPr>
+              <w:spacing w:after="20"/>
+            </w:pPr>
+            <w:r>
+              <w:rPr>
+                <w:rFonts w:ascii="Arial" w:hAnsi="Arial" w:cs="Arial" w:eastAsia="Arial"/>
+                <w:b w:val="0"/>
+                <w:i w:val="0"/>
+                <w:color w:val="000000"/>
+                <w:sz w:val="20"/>
+              </w:rPr>
+              <w:t>—</w:t>
+            </w:r>
+          </w:p>
+        </w:tc>
+      </w:tr>
+      <w:tr>
+        <w:trPr>
+          <w:cantSplit/>
+        </w:trPr>
+        <w:tc>
+          <w:tcPr>
+            <w:tcW w:type="dxa" w:w="2268"/>
+          </w:tcPr>
+          <w:p>
+            <w:pPr>
+              <w:spacing w:after="20"/>
+            </w:pPr>
+            <w:r>
+              <w:rPr>
+                <w:rFonts w:ascii="Arial" w:hAnsi="Arial" w:cs="Arial" w:eastAsia="Arial"/>
+                <w:b w:val="0"/>
+                <w:i w:val="0"/>
+                <w:color w:val="000000"/>
+                <w:sz w:val="20"/>
+              </w:rPr>
+              <w:t>DEFI_GROUP</w:t>
+            </w:r>
+          </w:p>
+        </w:tc>
+        <w:tc>
+          <w:tcPr>
+            <w:tcW w:type="dxa" w:w="850"/>
+          </w:tcPr>
+          <w:p>
+            <w:pPr>
+              <w:spacing w:after="20"/>
+            </w:pPr>
+            <w:r>
+              <w:rPr>
+                <w:rFonts w:ascii="Arial" w:hAnsi="Arial" w:cs="Arial" w:eastAsia="Arial"/>
+                <w:b w:val="0"/>
+                <w:i w:val="0"/>
+                <w:color w:val="000000"/>
+                <w:sz w:val="20"/>
+              </w:rPr>
+              <w:t>5</w:t>
+            </w:r>
+          </w:p>
+        </w:tc>
+        <w:tc>
+          <w:tcPr>
+            <w:tcW w:type="dxa" w:w="3402"/>
+          </w:tcPr>
+          <w:p>
+            <w:pPr>
+              <w:spacing w:after="20"/>
+            </w:pPr>
+            <w:r>
+              <w:rPr>
+                <w:rFonts w:ascii="Arial" w:hAnsi="Arial" w:cs="Arial" w:eastAsia="Arial"/>
+                <w:b w:val="0"/>
+                <w:i w:val="0"/>
+                <w:color w:val="000000"/>
+                <w:sz w:val="20"/>
+              </w:rPr>
+              <w:t>—</w:t>
+            </w:r>
+          </w:p>
+        </w:tc>
+        <w:tc>
+          <w:tcPr>
+            <w:tcW w:type="dxa" w:w="3118"/>
+          </w:tcPr>
+          <w:p>
+            <w:pPr>
+              <w:spacing w:after="20"/>
+            </w:pPr>
+            <w:r>
+              <w:rPr>
+                <w:rFonts w:ascii="Arial" w:hAnsi="Arial" w:cs="Arial" w:eastAsia="Arial"/>
+                <w:b w:val="0"/>
+                <w:i w:val="0"/>
+                <w:color w:val="000000"/>
+                <w:sz w:val="20"/>
+              </w:rPr>
+              <w:t>—</w:t>
+            </w:r>
+          </w:p>
+        </w:tc>
+      </w:tr>
+      <w:tr>
+        <w:trPr>
+          <w:cantSplit/>
+        </w:trPr>
+        <w:tc>
+          <w:tcPr>
+            <w:tcW w:type="dxa" w:w="2268"/>
+          </w:tcPr>
+          <w:p>
+            <w:pPr>
+              <w:spacing w:after="20"/>
+            </w:pPr>
+            <w:r>
+              <w:rPr>
+                <w:rFonts w:ascii="Arial" w:hAnsi="Arial" w:cs="Arial" w:eastAsia="Arial"/>
+                <w:b w:val="0"/>
+                <w:i w:val="0"/>
+                <w:color w:val="000000"/>
+                <w:sz w:val="20"/>
+              </w:rPr>
+              <w:t>DEFI_GROUP</w:t>
+            </w:r>
+          </w:p>
+        </w:tc>
+        <w:tc>
+          <w:tcPr>
+            <w:tcW w:type="dxa" w:w="850"/>
+          </w:tcPr>
+          <w:p>
+            <w:pPr>
+              <w:spacing w:after="20"/>
+            </w:pPr>
+            <w:r>
+              <w:rPr>
+                <w:rFonts w:ascii="Arial" w:hAnsi="Arial" w:cs="Arial" w:eastAsia="Arial"/>
+                <w:b w:val="0"/>
+                <w:i w:val="0"/>
+                <w:color w:val="000000"/>
+                <w:sz w:val="20"/>
+              </w:rPr>
+              <w:t>5</w:t>
+            </w:r>
+          </w:p>
+        </w:tc>
+        <w:tc>
+          <w:tcPr>
+            <w:tcW w:type="dxa" w:w="3402"/>
+          </w:tcPr>
+          <w:p>
+            <w:pPr>
+              <w:spacing w:after="20"/>
+            </w:pPr>
+            <w:r>
+              <w:rPr>
+                <w:rFonts w:ascii="Arial" w:hAnsi="Arial" w:cs="Arial" w:eastAsia="Arial"/>
+                <w:b w:val="0"/>
+                <w:i w:val="0"/>
+                <w:color w:val="000000"/>
+                <w:sz w:val="20"/>
+              </w:rPr>
+              <w:t>OPTION = ENV_SPHERE</w:t>
+            </w:r>
+          </w:p>
+        </w:tc>
+        <w:tc>
+          <w:tcPr>
+            <w:tcW w:type="dxa" w:w="3118"/>
+          </w:tcPr>
+          <w:p>
+            <w:pPr>
+              <w:spacing w:after="20"/>
+            </w:pPr>
+            <w:r>
+              <w:rPr>
+                <w:rFonts w:ascii="Arial" w:hAnsi="Arial" w:cs="Arial" w:eastAsia="Arial"/>
+                <w:b w:val="0"/>
+                <w:i w:val="0"/>
+                <w:color w:val="000000"/>
+                <w:sz w:val="20"/>
+              </w:rPr>
+              <w:t>—</w:t>
+            </w:r>
+          </w:p>
+        </w:tc>
+      </w:tr>
+      <w:tr>
+        <w:trPr>
+          <w:cantSplit/>
+        </w:trPr>
+        <w:tc>
+          <w:tcPr>
+            <w:tcW w:type="dxa" w:w="2268"/>
+          </w:tcPr>
+          <w:p>
+            <w:pPr>
+              <w:spacing w:after="20"/>
+            </w:pPr>
+            <w:r>
+              <w:rPr>
+                <w:rFonts w:ascii="Arial" w:hAnsi="Arial" w:cs="Arial" w:eastAsia="Arial"/>
+                <w:b w:val="0"/>
+                <w:i w:val="0"/>
+                <w:color w:val="000000"/>
+                <w:sz w:val="20"/>
+              </w:rPr>
+              <w:t>DEFI_GROUP</w:t>
+            </w:r>
+          </w:p>
+        </w:tc>
+        <w:tc>
+          <w:tcPr>
+            <w:tcW w:type="dxa" w:w="850"/>
+          </w:tcPr>
+          <w:p>
+            <w:pPr>
+              <w:spacing w:after="20"/>
+            </w:pPr>
+            <w:r>
+              <w:rPr>
+                <w:rFonts w:ascii="Arial" w:hAnsi="Arial" w:cs="Arial" w:eastAsia="Arial"/>
+                <w:b w:val="0"/>
+                <w:i w:val="0"/>
+                <w:color w:val="000000"/>
+                <w:sz w:val="20"/>
+              </w:rPr>
+              <w:t>5</w:t>
+            </w:r>
+          </w:p>
+        </w:tc>
+        <w:tc>
+          <w:tcPr>
+            <w:tcW w:type="dxa" w:w="3402"/>
+          </w:tcPr>
+          <w:p>
+            <w:pPr>
+              <w:spacing w:after="20"/>
+            </w:pPr>
+            <w:r>
+              <w:rPr>
+                <w:rFonts w:ascii="Arial" w:hAnsi="Arial" w:cs="Arial" w:eastAsia="Arial"/>
+                <w:b w:val="0"/>
+                <w:i w:val="0"/>
+                <w:color w:val="000000"/>
+                <w:sz w:val="20"/>
+              </w:rPr>
+              <w:t>OPTION = BANDE</w:t>
+            </w:r>
+          </w:p>
+        </w:tc>
+        <w:tc>
+          <w:tcPr>
+            <w:tcW w:type="dxa" w:w="3118"/>
+          </w:tcPr>
+          <w:p>
+            <w:pPr>
+              <w:spacing w:after="20"/>
+            </w:pPr>
+            <w:r>
+              <w:rPr>
+                <w:rFonts w:ascii="Arial" w:hAnsi="Arial" w:cs="Arial" w:eastAsia="Arial"/>
+                <w:b w:val="0"/>
+                <w:i w:val="0"/>
+                <w:color w:val="000000"/>
+                <w:sz w:val="20"/>
+              </w:rPr>
+              <w:t>—</w:t>
+            </w:r>
+          </w:p>
+        </w:tc>
+      </w:tr>
+      <w:tr>
+        <w:trPr>
+          <w:cantSplit/>
+        </w:trPr>
+        <w:tc>
+          <w:tcPr>
+            <w:tcW w:type="dxa" w:w="2268"/>
+          </w:tcPr>
+          <w:p>
+            <w:pPr>
+              <w:spacing w:after="20"/>
+            </w:pPr>
+            <w:r>
+              <w:rPr>
+                <w:rFonts w:ascii="Arial" w:hAnsi="Arial" w:cs="Arial" w:eastAsia="Arial"/>
+                <w:b w:val="0"/>
+                <w:i w:val="0"/>
+                <w:color w:val="000000"/>
+                <w:sz w:val="20"/>
+              </w:rPr>
+              <w:t>DEFI_MATERIAU</w:t>
+            </w:r>
+          </w:p>
+        </w:tc>
+        <w:tc>
+          <w:tcPr>
+            <w:tcW w:type="dxa" w:w="850"/>
+          </w:tcPr>
+          <w:p>
+            <w:pPr>
+              <w:spacing w:after="20"/>
+            </w:pPr>
+            <w:r>
+              <w:rPr>
+                <w:rFonts w:ascii="Arial" w:hAnsi="Arial" w:cs="Arial" w:eastAsia="Arial"/>
+                <w:b w:val="0"/>
+                <w:i w:val="0"/>
+                <w:color w:val="000000"/>
+                <w:sz w:val="20"/>
+              </w:rPr>
+              <w:t>2</w:t>
+            </w:r>
+          </w:p>
+        </w:tc>
+        <w:tc>
+          <w:tcPr>
+            <w:tcW w:type="dxa" w:w="3402"/>
+          </w:tcPr>
+          <w:p>
+            <w:pPr>
+              <w:spacing w:after="20"/>
+            </w:pPr>
+            <w:r>
+              <w:rPr>
+                <w:rFonts w:ascii="Arial" w:hAnsi="Arial" w:cs="Arial" w:eastAsia="Arial"/>
+                <w:b w:val="0"/>
+                <w:i w:val="0"/>
+                <w:color w:val="000000"/>
+                <w:sz w:val="20"/>
+              </w:rPr>
+              <w:t>—</w:t>
+            </w:r>
+          </w:p>
+        </w:tc>
+        <w:tc>
+          <w:tcPr>
+            <w:tcW w:type="dxa" w:w="3118"/>
+          </w:tcPr>
+          <w:p>
+            <w:pPr>
+              <w:spacing w:after="20"/>
+            </w:pPr>
+            <w:r>
+              <w:rPr>
+                <w:rFonts w:ascii="Arial" w:hAnsi="Arial" w:cs="Arial" w:eastAsia="Arial"/>
+                <w:b w:val="0"/>
+                <w:i w:val="0"/>
+                <w:color w:val="000000"/>
+                <w:sz w:val="20"/>
+              </w:rPr>
+              <w:t>—</w:t>
+            </w:r>
+          </w:p>
+        </w:tc>
+      </w:tr>
+      <w:tr>
+        <w:trPr>
+          <w:cantSplit/>
+        </w:trPr>
+        <w:tc>
+          <w:tcPr>
+            <w:tcW w:type="dxa" w:w="2268"/>
+          </w:tcPr>
+          <w:p>
+            <w:pPr>
+              <w:spacing w:after="20"/>
+            </w:pPr>
+            <w:r>
+              <w:rPr>
+                <w:rFonts w:ascii="Arial" w:hAnsi="Arial" w:cs="Arial" w:eastAsia="Arial"/>
+                <w:b w:val="0"/>
+                <w:i w:val="0"/>
+                <w:color w:val="000000"/>
+                <w:sz w:val="20"/>
+              </w:rPr>
+              <w:t>DETRUIRE</w:t>
+            </w:r>
+          </w:p>
+        </w:tc>
+        <w:tc>
+          <w:tcPr>
+            <w:tcW w:type="dxa" w:w="850"/>
+          </w:tcPr>
+          <w:p>
+            <w:pPr>
+              <w:spacing w:after="20"/>
+            </w:pPr>
+            <w:r>
+              <w:rPr>
+                <w:rFonts w:ascii="Arial" w:hAnsi="Arial" w:cs="Arial" w:eastAsia="Arial"/>
+                <w:b w:val="0"/>
+                <w:i w:val="0"/>
+                <w:color w:val="000000"/>
+                <w:sz w:val="20"/>
+              </w:rPr>
+              <w:t>1</w:t>
+            </w:r>
+          </w:p>
+        </w:tc>
+        <w:tc>
+          <w:tcPr>
+            <w:tcW w:type="dxa" w:w="3402"/>
+          </w:tcPr>
+          <w:p>
+            <w:pPr>
+              <w:spacing w:after="20"/>
+            </w:pPr>
+            <w:r>
+              <w:rPr>
+                <w:rFonts w:ascii="Arial" w:hAnsi="Arial" w:cs="Arial" w:eastAsia="Arial"/>
+                <w:b w:val="0"/>
+                <w:i w:val="0"/>
+                <w:color w:val="000000"/>
+                <w:sz w:val="20"/>
+              </w:rPr>
+              <w:t>—</w:t>
+            </w:r>
+          </w:p>
+        </w:tc>
+        <w:tc>
+          <w:tcPr>
+            <w:tcW w:type="dxa" w:w="3118"/>
+          </w:tcPr>
+          <w:p>
+            <w:pPr>
+              <w:spacing w:after="20"/>
+            </w:pPr>
+            <w:r>
+              <w:rPr>
+                <w:rFonts w:ascii="Arial" w:hAnsi="Arial" w:cs="Arial" w:eastAsia="Arial"/>
+                <w:b w:val="0"/>
+                <w:i w:val="0"/>
+                <w:color w:val="000000"/>
+                <w:sz w:val="20"/>
+              </w:rPr>
+              <w:t>—</w:t>
+            </w:r>
+          </w:p>
+        </w:tc>
+      </w:tr>
+      <w:tr>
+        <w:trPr>
+          <w:cantSplit/>
+        </w:trPr>
+        <w:tc>
+          <w:tcPr>
+            <w:tcW w:type="dxa" w:w="2268"/>
+          </w:tcPr>
+          <w:p>
+            <w:pPr>
+              <w:spacing w:after="20"/>
+            </w:pPr>
+            <w:r>
+              <w:rPr>
+                <w:rFonts w:ascii="Arial" w:hAnsi="Arial" w:cs="Arial" w:eastAsia="Arial"/>
+                <w:b w:val="0"/>
+                <w:i w:val="0"/>
+                <w:color w:val="000000"/>
+                <w:sz w:val="20"/>
+              </w:rPr>
+              <w:t>FIN</w:t>
+            </w:r>
+          </w:p>
+        </w:tc>
+        <w:tc>
+          <w:tcPr>
+            <w:tcW w:type="dxa" w:w="850"/>
+          </w:tcPr>
+          <w:p>
+            <w:pPr>
+              <w:spacing w:after="20"/>
+            </w:pPr>
+            <w:r>
+              <w:rPr>
+                <w:rFonts w:ascii="Arial" w:hAnsi="Arial" w:cs="Arial" w:eastAsia="Arial"/>
+                <w:b w:val="0"/>
+                <w:i w:val="0"/>
+                <w:color w:val="000000"/>
+                <w:sz w:val="20"/>
+              </w:rPr>
+              <w:t>4</w:t>
+            </w:r>
+          </w:p>
+        </w:tc>
+        <w:tc>
+          <w:tcPr>
+            <w:tcW w:type="dxa" w:w="3402"/>
+          </w:tcPr>
+          <w:p>
+            <w:pPr>
+              <w:spacing w:after="20"/>
+            </w:pPr>
+            <w:r>
+              <w:rPr>
+                <w:rFonts w:ascii="Arial" w:hAnsi="Arial" w:cs="Arial" w:eastAsia="Arial"/>
+                <w:b w:val="0"/>
+                <w:i w:val="0"/>
+                <w:color w:val="000000"/>
+                <w:sz w:val="20"/>
+              </w:rPr>
+              <w:t>—</w:t>
+            </w:r>
+          </w:p>
+        </w:tc>
+        <w:tc>
+          <w:tcPr>
+            <w:tcW w:type="dxa" w:w="3118"/>
+          </w:tcPr>
+          <w:p>
+            <w:pPr>
+              <w:spacing w:after="20"/>
+            </w:pPr>
+            <w:r>
+              <w:rPr>
+                <w:rFonts w:ascii="Arial" w:hAnsi="Arial" w:cs="Arial" w:eastAsia="Arial"/>
+                <w:b w:val="0"/>
+                <w:i w:val="0"/>
+                <w:color w:val="000000"/>
+                <w:sz w:val="20"/>
+              </w:rPr>
+              <w:t>—</w:t>
+            </w:r>
+          </w:p>
+        </w:tc>
+      </w:tr>
+      <w:tr>
+        <w:trPr>
+          <w:cantSplit/>
+        </w:trPr>
+        <w:tc>
+          <w:tcPr>
+            <w:tcW w:type="dxa" w:w="2268"/>
+          </w:tcPr>
+          <w:p>
+            <w:pPr>
+              <w:spacing w:after="20"/>
+            </w:pPr>
+            <w:r>
+              <w:rPr>
+                <w:rFonts w:ascii="Arial" w:hAnsi="Arial" w:cs="Arial" w:eastAsia="Arial"/>
+                <w:b w:val="0"/>
+                <w:i w:val="0"/>
+                <w:color w:val="000000"/>
+                <w:sz w:val="20"/>
+              </w:rPr>
+              <w:t>IMPR_RESU</w:t>
+            </w:r>
+          </w:p>
+        </w:tc>
+        <w:tc>
+          <w:tcPr>
+            <w:tcW w:type="dxa" w:w="850"/>
+          </w:tcPr>
+          <w:p>
+            <w:pPr>
+              <w:spacing w:after="20"/>
+            </w:pPr>
+            <w:r>
+              <w:rPr>
+                <w:rFonts w:ascii="Arial" w:hAnsi="Arial" w:cs="Arial" w:eastAsia="Arial"/>
+                <w:b w:val="0"/>
+                <w:i w:val="0"/>
+                <w:color w:val="000000"/>
+                <w:sz w:val="20"/>
+              </w:rPr>
+              <w:t>1</w:t>
+            </w:r>
+          </w:p>
+        </w:tc>
+        <w:tc>
+          <w:tcPr>
+            <w:tcW w:type="dxa" w:w="3402"/>
+          </w:tcPr>
+          <w:p>
+            <w:pPr>
+              <w:spacing w:after="20"/>
+            </w:pPr>
+            <w:r>
+              <w:rPr>
+                <w:rFonts w:ascii="Arial" w:hAnsi="Arial" w:cs="Arial" w:eastAsia="Arial"/>
+                <w:b w:val="0"/>
+                <w:i w:val="0"/>
+                <w:color w:val="000000"/>
+                <w:sz w:val="20"/>
+              </w:rPr>
+              <w:t>FORMAT = MED</w:t>
+            </w:r>
+          </w:p>
+        </w:tc>
+        <w:tc>
+          <w:tcPr>
+            <w:tcW w:type="dxa" w:w="3118"/>
+          </w:tcPr>
+          <w:p>
+            <w:pPr>
+              <w:spacing w:after="20"/>
+            </w:pPr>
+            <w:r>
+              <w:rPr>
+                <w:rFonts w:ascii="Arial" w:hAnsi="Arial" w:cs="Arial" w:eastAsia="Arial"/>
+                <w:b w:val="0"/>
+                <w:i w:val="0"/>
+                <w:color w:val="000000"/>
+                <w:sz w:val="20"/>
+              </w:rPr>
+              <w:t>—</w:t>
+            </w:r>
+          </w:p>
+        </w:tc>
+      </w:tr>
+      <w:tr>
+        <w:trPr>
+          <w:cantSplit/>
+        </w:trPr>
+        <w:tc>
+          <w:tcPr>
+            <w:tcW w:type="dxa" w:w="2268"/>
+          </w:tcPr>
+          <w:p>
+            <w:pPr>
+              <w:spacing w:after="20"/>
+            </w:pPr>
+            <w:r>
+              <w:rPr>
+                <w:rFonts w:ascii="Arial" w:hAnsi="Arial" w:cs="Arial" w:eastAsia="Arial"/>
+                <w:b w:val="0"/>
+                <w:i w:val="0"/>
+                <w:color w:val="000000"/>
+                <w:sz w:val="20"/>
+              </w:rPr>
+              <w:t>IMPR_TABLE</w:t>
+            </w:r>
+          </w:p>
+        </w:tc>
+        <w:tc>
+          <w:tcPr>
+            <w:tcW w:type="dxa" w:w="850"/>
+          </w:tcPr>
+          <w:p>
+            <w:pPr>
+              <w:spacing w:after="20"/>
+            </w:pPr>
+            <w:r>
+              <w:rPr>
+                <w:rFonts w:ascii="Arial" w:hAnsi="Arial" w:cs="Arial" w:eastAsia="Arial"/>
+                <w:b w:val="0"/>
+                <w:i w:val="0"/>
+                <w:color w:val="000000"/>
+                <w:sz w:val="20"/>
+              </w:rPr>
+              <w:t>1</w:t>
+            </w:r>
+          </w:p>
+        </w:tc>
+        <w:tc>
+          <w:tcPr>
+            <w:tcW w:type="dxa" w:w="3402"/>
+          </w:tcPr>
+          <w:p>
+            <w:pPr>
+              <w:spacing w:after="20"/>
+            </w:pPr>
+            <w:r>
+              <w:rPr>
+                <w:rFonts w:ascii="Arial" w:hAnsi="Arial" w:cs="Arial" w:eastAsia="Arial"/>
+                <w:b w:val="0"/>
+                <w:i w:val="0"/>
+                <w:color w:val="000000"/>
+                <w:sz w:val="20"/>
+              </w:rPr>
+              <w:t>—</w:t>
+            </w:r>
+          </w:p>
+        </w:tc>
+        <w:tc>
+          <w:tcPr>
+            <w:tcW w:type="dxa" w:w="3118"/>
+          </w:tcPr>
+          <w:p>
+            <w:pPr>
+              <w:spacing w:after="20"/>
+            </w:pPr>
+            <w:r>
+              <w:rPr>
+                <w:rFonts w:ascii="Arial" w:hAnsi="Arial" w:cs="Arial" w:eastAsia="Arial"/>
+                <w:b w:val="0"/>
+                <w:i w:val="0"/>
+                <w:color w:val="000000"/>
+                <w:sz w:val="20"/>
+              </w:rPr>
+              <w:t>—</w:t>
+            </w:r>
+          </w:p>
+        </w:tc>
+      </w:tr>
+      <w:tr>
+        <w:trPr>
+          <w:cantSplit/>
+        </w:trPr>
+        <w:tc>
+          <w:tcPr>
+            <w:tcW w:type="dxa" w:w="2268"/>
+          </w:tcPr>
+          <w:p>
+            <w:pPr>
+              <w:spacing w:after="20"/>
+            </w:pPr>
+            <w:r>
+              <w:rPr>
+                <w:rFonts w:ascii="Arial" w:hAnsi="Arial" w:cs="Arial" w:eastAsia="Arial"/>
+                <w:b w:val="0"/>
+                <w:i w:val="0"/>
+                <w:color w:val="000000"/>
+                <w:sz w:val="20"/>
+              </w:rPr>
+              <w:t>LIRE_MAILLAGE</w:t>
+            </w:r>
+          </w:p>
+        </w:tc>
+        <w:tc>
+          <w:tcPr>
+            <w:tcW w:type="dxa" w:w="850"/>
+          </w:tcPr>
+          <w:p>
+            <w:pPr>
+              <w:spacing w:after="20"/>
+            </w:pPr>
+            <w:r>
+              <w:rPr>
+                <w:rFonts w:ascii="Arial" w:hAnsi="Arial" w:cs="Arial" w:eastAsia="Arial"/>
+                <w:b w:val="0"/>
+                <w:i w:val="0"/>
+                <w:color w:val="000000"/>
+                <w:sz w:val="20"/>
+              </w:rPr>
+              <w:t>1</w:t>
+            </w:r>
+          </w:p>
+        </w:tc>
+        <w:tc>
+          <w:tcPr>
+            <w:tcW w:type="dxa" w:w="3402"/>
+          </w:tcPr>
+          <w:p>
+            <w:pPr>
+              <w:spacing w:after="20"/>
+            </w:pPr>
+            <w:r>
+              <w:rPr>
+                <w:rFonts w:ascii="Arial" w:hAnsi="Arial" w:cs="Arial" w:eastAsia="Arial"/>
+                <w:b w:val="0"/>
+                <w:i w:val="0"/>
+                <w:color w:val="000000"/>
+                <w:sz w:val="20"/>
+              </w:rPr>
+              <w:t>FORMAT = MED</w:t>
+            </w:r>
+          </w:p>
+        </w:tc>
+        <w:tc>
+          <w:tcPr>
+            <w:tcW w:type="dxa" w:w="3118"/>
+          </w:tcPr>
+          <w:p>
+            <w:pPr>
+              <w:spacing w:after="20"/>
+            </w:pPr>
+            <w:r>
+              <w:rPr>
+                <w:rFonts w:ascii="Arial" w:hAnsi="Arial" w:cs="Arial" w:eastAsia="Arial"/>
+                <w:b w:val="0"/>
+                <w:i w:val="0"/>
+                <w:color w:val="000000"/>
+                <w:sz w:val="20"/>
+              </w:rPr>
+              <w:t>—</w:t>
+            </w:r>
+          </w:p>
+        </w:tc>
+      </w:tr>
+      <w:tr>
+        <w:trPr>
+          <w:cantSplit/>
+        </w:trPr>
+        <w:tc>
+          <w:tcPr>
+            <w:tcW w:type="dxa" w:w="2268"/>
+          </w:tcPr>
+          <w:p>
+            <w:pPr>
+              <w:spacing w:after="20"/>
+            </w:pPr>
+            <w:r>
+              <w:rPr>
+                <w:rFonts w:ascii="Arial" w:hAnsi="Arial" w:cs="Arial" w:eastAsia="Arial"/>
+                <w:b w:val="0"/>
+                <w:i w:val="0"/>
+                <w:color w:val="000000"/>
+                <w:sz w:val="20"/>
+              </w:rPr>
+              <w:t>MECA_STATIQUE</w:t>
+            </w:r>
+          </w:p>
+        </w:tc>
+        <w:tc>
+          <w:tcPr>
+            <w:tcW w:type="dxa" w:w="850"/>
+          </w:tcPr>
+          <w:p>
+            <w:pPr>
+              <w:spacing w:after="20"/>
+            </w:pPr>
+            <w:r>
+              <w:rPr>
+                <w:rFonts w:ascii="Arial" w:hAnsi="Arial" w:cs="Arial" w:eastAsia="Arial"/>
+                <w:b w:val="0"/>
+                <w:i w:val="0"/>
+                <w:color w:val="000000"/>
+                <w:sz w:val="20"/>
+              </w:rPr>
+              <w:t>1</w:t>
+            </w:r>
+          </w:p>
+        </w:tc>
+        <w:tc>
+          <w:tcPr>
+            <w:tcW w:type="dxa" w:w="3402"/>
+          </w:tcPr>
+          <w:p>
+            <w:pPr>
+              <w:spacing w:after="20"/>
+            </w:pPr>
+            <w:r>
+              <w:rPr>
+                <w:rFonts w:ascii="Arial" w:hAnsi="Arial" w:cs="Arial" w:eastAsia="Arial"/>
+                <w:b w:val="0"/>
+                <w:i w:val="0"/>
+                <w:color w:val="000000"/>
+                <w:sz w:val="20"/>
+              </w:rPr>
+              <w:t>METHODE = MUMPS</w:t>
+            </w:r>
+          </w:p>
+        </w:tc>
+        <w:tc>
+          <w:tcPr>
+            <w:tcW w:type="dxa" w:w="3118"/>
+          </w:tcPr>
+          <w:p>
+            <w:pPr>
+              <w:spacing w:after="20"/>
+            </w:pPr>
+            <w:r>
+              <w:rPr>
+                <w:rFonts w:ascii="Arial" w:hAnsi="Arial" w:cs="Arial" w:eastAsia="Arial"/>
+                <w:b w:val="0"/>
+                <w:i w:val="0"/>
+                <w:color w:val="000000"/>
+                <w:sz w:val="20"/>
+              </w:rPr>
+              <w:t>—</w:t>
+            </w:r>
+          </w:p>
+        </w:tc>
+      </w:tr>
+      <w:tr>
+        <w:trPr>
+          <w:cantSplit/>
+        </w:trPr>
+        <w:tc>
+          <w:tcPr>
+            <w:tcW w:type="dxa" w:w="2268"/>
+          </w:tcPr>
+          <w:p>
+            <w:pPr>
+              <w:spacing w:after="20"/>
+            </w:pPr>
+            <w:r>
+              <w:rPr>
+                <w:rFonts w:ascii="Arial" w:hAnsi="Arial" w:cs="Arial" w:eastAsia="Arial"/>
+                <w:b w:val="0"/>
+                <w:i w:val="0"/>
+                <w:color w:val="000000"/>
+                <w:sz w:val="20"/>
+              </w:rPr>
+              <w:t>MODI_MAILLAGE</w:t>
+            </w:r>
+          </w:p>
+        </w:tc>
+        <w:tc>
+          <w:tcPr>
+            <w:tcW w:type="dxa" w:w="850"/>
+          </w:tcPr>
+          <w:p>
+            <w:pPr>
+              <w:spacing w:after="20"/>
+            </w:pPr>
+            <w:r>
+              <w:rPr>
+                <w:rFonts w:ascii="Arial" w:hAnsi="Arial" w:cs="Arial" w:eastAsia="Arial"/>
+                <w:b w:val="0"/>
+                <w:i w:val="0"/>
+                <w:color w:val="000000"/>
+                <w:sz w:val="20"/>
+              </w:rPr>
+              <w:t>5</w:t>
+            </w:r>
+          </w:p>
+        </w:tc>
+        <w:tc>
+          <w:tcPr>
+            <w:tcW w:type="dxa" w:w="3402"/>
+          </w:tcPr>
+          <w:p>
+            <w:pPr>
+              <w:spacing w:after="20"/>
+            </w:pPr>
+            <w:r>
+              <w:rPr>
+                <w:rFonts w:ascii="Arial" w:hAnsi="Arial" w:cs="Arial" w:eastAsia="Arial"/>
+                <w:b w:val="0"/>
+                <w:i w:val="0"/>
+                <w:color w:val="000000"/>
+                <w:sz w:val="20"/>
+              </w:rPr>
+              <w:t>—</w:t>
+            </w:r>
+          </w:p>
+        </w:tc>
+        <w:tc>
+          <w:tcPr>
+            <w:tcW w:type="dxa" w:w="3118"/>
+          </w:tcPr>
+          <w:p>
+            <w:pPr>
+              <w:spacing w:after="20"/>
+            </w:pPr>
+            <w:r>
+              <w:rPr>
+                <w:rFonts w:ascii="Arial" w:hAnsi="Arial" w:cs="Arial" w:eastAsia="Arial"/>
+                <w:b w:val="0"/>
+                <w:i w:val="0"/>
+                <w:color w:val="000000"/>
+                <w:sz w:val="20"/>
+              </w:rPr>
+              <w:t>—</w:t>
+            </w:r>
+          </w:p>
+        </w:tc>
+      </w:tr>
+      <w:tr>
+        <w:trPr>
+          <w:cantSplit/>
+        </w:trPr>
+        <w:tc>
+          <w:tcPr>
+            <w:tcW w:type="dxa" w:w="2268"/>
+          </w:tcPr>
+          <w:p>
+            <w:pPr>
+              <w:spacing w:after="20"/>
+            </w:pPr>
+            <w:r>
+              <w:rPr>
+                <w:rFonts w:ascii="Arial" w:hAnsi="Arial" w:cs="Arial" w:eastAsia="Arial"/>
+                <w:b w:val="0"/>
+                <w:i w:val="0"/>
+                <w:color w:val="000000"/>
+                <w:sz w:val="20"/>
+              </w:rPr>
+              <w:t>POST_RELEVE_T</w:t>
+            </w:r>
+          </w:p>
+        </w:tc>
+        <w:tc>
+          <w:tcPr>
+            <w:tcW w:type="dxa" w:w="850"/>
+          </w:tcPr>
+          <w:p>
+            <w:pPr>
+              <w:spacing w:after="20"/>
+            </w:pPr>
+            <w:r>
+              <w:rPr>
+                <w:rFonts w:ascii="Arial" w:hAnsi="Arial" w:cs="Arial" w:eastAsia="Arial"/>
+                <w:b w:val="0"/>
+                <w:i w:val="0"/>
+                <w:color w:val="000000"/>
+                <w:sz w:val="20"/>
+              </w:rPr>
+              <w:t>8</w:t>
+            </w:r>
+          </w:p>
+        </w:tc>
+        <w:tc>
+          <w:tcPr>
+            <w:tcW w:type="dxa" w:w="3402"/>
+          </w:tcPr>
+          <w:p>
+            <w:pPr>
+              <w:spacing w:after="20"/>
+            </w:pPr>
+            <w:r>
+              <w:rPr>
+                <w:rFonts w:ascii="Arial" w:hAnsi="Arial" w:cs="Arial" w:eastAsia="Arial"/>
+                <w:b w:val="0"/>
+                <w:i w:val="0"/>
+                <w:color w:val="000000"/>
+                <w:sz w:val="20"/>
+              </w:rPr>
+              <w:t>—</w:t>
+            </w:r>
+          </w:p>
+        </w:tc>
+        <w:tc>
+          <w:tcPr>
+            <w:tcW w:type="dxa" w:w="3118"/>
+          </w:tcPr>
+          <w:p>
+            <w:pPr>
+              <w:spacing w:after="20"/>
+            </w:pPr>
+            <w:r>
+              <w:rPr>
+                <w:rFonts w:ascii="Arial" w:hAnsi="Arial" w:cs="Arial" w:eastAsia="Arial"/>
+                <w:b w:val="0"/>
+                <w:i w:val="0"/>
+                <w:color w:val="000000"/>
+                <w:sz w:val="20"/>
+              </w:rPr>
+              <w:t>—</w:t>
             </w:r>
           </w:p>
         </w:tc>
